--- a/pr-preview/pr-354/chapters/mathematical-writing-tracked-changes.docx
+++ b/pr-preview/pr-354/chapters/mathematical-writing-tracked-changes.docx
@@ -26,7 +26,7 @@
       </w:pPr>
       <w:ins w:id="2" w:author="PR Preview" w:date="2026-01-01T00:00:00Z">
         <w:r>
-          <w:t xml:space="preserve">Last modified: 2026-10-26 00:41:12 (PDT)</w:t>
+          <w:t xml:space="preserve">Last modified: 2026-10-26 00:52:41 (PDT)</w:t>
         </w:r>
       </w:ins>
     </w:p>

--- a/pr-preview/pr-354/chapters/mathematical-writing-tracked-changes.docx
+++ b/pr-preview/pr-354/chapters/mathematical-writing-tracked-changes.docx
@@ -26,7 +26,7 @@
       </w:pPr>
       <w:ins w:id="2" w:author="PR Preview" w:date="2026-01-01T00:00:00Z">
         <w:r>
-          <w:t xml:space="preserve">Last modified: 2026-10-26 00:52:41 (PDT)</w:t>
+          <w:t xml:space="preserve">Last modified: 2026-10-26 01:03:10 (PDT)</w:t>
         </w:r>
       </w:ins>
     </w:p>

--- a/pr-preview/pr-354/chapters/mathematical-writing-tracked-changes.docx
+++ b/pr-preview/pr-354/chapters/mathematical-writing-tracked-changes.docx
@@ -26,7 +26,7 @@
       </w:pPr>
       <w:ins w:id="2" w:author="PR Preview" w:date="2026-01-01T00:00:00Z">
         <w:r>
-          <w:t xml:space="preserve">Last modified: 2026-10-26 01:03:10 (PDT)</w:t>
+          <w:t xml:space="preserve">Last modified: 2026-10-26 01:14:04 (PDT)</w:t>
         </w:r>
       </w:ins>
     </w:p>

--- a/pr-preview/pr-354/chapters/mathematical-writing-tracked-changes.docx
+++ b/pr-preview/pr-354/chapters/mathematical-writing-tracked-changes.docx
@@ -16,7 +16,7 @@
       </w:pPr>
       <w:del w:id="1" w:author="PR Preview" w:date="2026-01-01T00:00:00Z">
         <w:r>
-          <w:delText xml:space="preserve">Last modified: 2026-10-25 19:48:50 (PDT)</w:delText>
+          <w:delText xml:space="preserve">Last modified: 2026-10-26 00:55:25 (PDT)</w:delText>
         </w:r>
       </w:del>
     </w:p>
@@ -26,7 +26,7 @@
       </w:pPr>
       <w:ins w:id="2" w:author="PR Preview" w:date="2026-01-01T00:00:00Z">
         <w:r>
-          <w:t xml:space="preserve">Last modified: 2026-10-26 01:14:04 (PDT)</w:t>
+          <w:t xml:space="preserve">Last modified: 2026-10-26 01:27:10 (PDT)</w:t>
         </w:r>
       </w:ins>
     </w:p>
@@ -247,15 +247,41 @@
       <w:pPr>
         <w:pStyle w:val="FirstParagraph"/>
       </w:pPr>
-      <w:r>
-        <w:t xml:space="preserve">Readers meet a formula as part of a sentence,</w:t>
-      </w:r>
-      <w:r>
-        <w:t xml:space="preserve"> </w:t>
-      </w:r>
-      <w:r>
-        <w:t xml:space="preserve">so the words around it decide whether the formula can be read.</w:t>
-      </w:r>
+      <w:del w:id="3" w:author="PR Preview" w:date="2026-01-01T00:00:00Z">
+        <w:r>
+          <w:delText xml:space="preserve">Readers meet a formula as part of a sentence,</w:delText>
+        </w:r>
+      </w:del>
+      <w:del w:id="4" w:author="PR Preview" w:date="2026-01-01T00:00:00Z">
+        <w:r>
+          <w:delText xml:space="preserve"> </w:delText>
+        </w:r>
+      </w:del>
+      <w:del w:id="5" w:author="PR Preview" w:date="2026-01-01T00:00:00Z">
+        <w:r>
+          <w:delText xml:space="preserve">so the words around it decide whether the formula can be read.</w:delText>
+        </w:r>
+      </w:del>
+    </w:p>
+    <w:p>
+      <w:pPr>
+        <w:pStyle w:val="FirstParagraph"/>
+      </w:pPr>
+      <w:ins w:id="6" w:author="PR Preview" w:date="2026-01-01T00:00:00Z">
+        <w:r>
+          <w:t xml:space="preserve">Readers encounter a formula as part of a sentence,</w:t>
+        </w:r>
+      </w:ins>
+      <w:ins w:id="7" w:author="PR Preview" w:date="2026-01-01T00:00:00Z">
+        <w:r>
+          <w:t xml:space="preserve"> </w:t>
+        </w:r>
+      </w:ins>
+      <w:ins w:id="8" w:author="PR Preview" w:date="2026-01-01T00:00:00Z">
+        <w:r>
+          <w:t xml:space="preserve">so the words around it decide whether the formula can be read.</w:t>
+        </w:r>
+      </w:ins>
     </w:p>
     <w:bookmarkStart w:id="13" w:name="separate-formulas-with-words"/>
     <w:p>
